--- a/docs/Practical-12-Documentation.docx
+++ b/docs/Practical-12-Documentation.docx
@@ -1115,7 +1115,7 @@
               </w:rPr>
               <w:t># Markdown Status Badge in README.md:</w:t>
               <w:br/>
-              <w:t>[![Task Management CI/CD Pipeline](https://github.com/PanchalPriyansh/Advance-Web-Development-Frameworks/actions/workflows/ci.yml/badge.svg)](https://github.com/PanchalPriyansh/Advance-Web-Development-Frameworks/actions/workflows/ci.yml)</w:t>
+              <w:t>[![Task Management CI/CD Pipeline](https://github.com/PanchalPriyansh/AWDF/actions/workflows/ci.yml/badge.svg)](https://github.com/PanchalPriyansh/AWDF/actions/workflows/ci.yml)</w:t>
               <w:br/>
               <w:br/>
               <w:t># Restricting to Pull Requests only (Supplementary Problem 2):</w:t>
